--- a/IP_License_Agreement_DRAFT_v1_BNBL.docx
+++ b/IP_License_Agreement_DRAFT_v1_BNBL.docx
@@ -152,10 +152,21 @@
         <w:rPr>
           <w:b/>
         </w:rPr>
-        <w:t xml:space="preserve">“Improvements” means </w:t>
+        <w:t xml:space="preserve">“Technical Improvements” (referred to in this Agreement as “Improvements”) means </w:t>
       </w:r>
       <w:r>
-        <w:t>any results, data, process conditions, formulation know-how, derivatives, modifications, enhancements, or improvements that are based on, derived from, incorporate, or could not have been developed without access to the Licensed IP, whether developed by the Company, Licensor, or any party's personnel, consistent with Article 5.3 of the SHA.</w:t>
+        <w:t>any technical results and technical data — including formulation data, process conditions, stability data, bioavailability/efficacy data, formulation know-how, derivatives, modifications, enhancements, or improvements — that are based on, derived from, incorporate, or could not have been developed without access to the Licensed IP, whether developed by the Company, Licensor, or any party's personnel, consistent with Article 5.3 of the SHA.</w:t>
+      </w:r>
+    </w:p>
+    <w:p>
+      <w:r>
+        <w:rPr>
+          <w:b/>
+        </w:rPr>
+        <w:t xml:space="preserve">“Commercial Data” means </w:t>
+      </w:r>
+      <w:r>
+        <w:t>customer lists, sales and distribution data, distributor and market feedback, and market-access data generated by the Company in the ordinary course of business. Commercial Data is owned by the Company and is not Technical Improvements; Licensor's rights in Commercial Data are limited to the access-and-use right set out in Article 3.</w:t>
       </w:r>
     </w:p>
     <w:p>
@@ -203,7 +214,7 @@
         <w:rPr>
           <w:i w:val="0"/>
         </w:rPr>
-        <w:t>Subject to the terms of this Agreement and Licensee's continued compliance, Licensor grants to Licensee a limited, non-exclusive, non-transferable, non-sublicensable, revocable, royalty-bearing license to use the Licensed IP solely within the Field of Use and the Territory, and solely for the Company's business as described in the SHA, during the Term.</w:t>
+        <w:t>Subject to the terms of this Agreement and Licensee's continued compliance, Licensor grants to Licensee a limited, non-exclusive, non-transferable, non-sublicensable, royalty-bearing license, terminable solely upon the events specified in Article 7.2, to use the Licensed IP solely within the Field of Use and the Territory, and solely for the Company's business as described in the SHA, during the Term. For the avoidance of doubt, this license is not revocable at will and may be terminated only in accordance with Article 7.2.</w:t>
       </w:r>
     </w:p>
     <w:p>
@@ -263,7 +274,7 @@
           <w:b/>
           <w:sz w:val="26"/>
         </w:rPr>
-        <w:t>ARTICLE 3 — IMPROVEMENTS</w:t>
+        <w:t>ARTICLE 3 — IMPROVEMENTS AND DATA OWNERSHIP</w:t>
       </w:r>
     </w:p>
     <w:p>
@@ -271,7 +282,23 @@
         <w:rPr>
           <w:i w:val="0"/>
         </w:rPr>
-        <w:t>All Improvements shall be owned exclusively by Licensor, consistent with Article 5.3 of the SHA. Licensee hereby assigns, and shall cause its personnel and contractors to assign, to Licensor all right, title, and interest in and to all Improvements, and shall execute all documents reasonably necessary to perfect such ownership. Licensor grants Licensee a license to use such Improvements on the same terms as the Licensed IP under Article 2, solely within the Field of Use and Territory and during the Term. Licensee shall promptly disclose Improvements to Licensor.</w:t>
+        <w:t>3.1 Technical Improvements (Licensor-owned). All Technical Improvements shall be owned exclusively by Licensor, consistent with Article 5.3 of the SHA. Licensee hereby assigns, and shall cause its personnel and contractors to assign, to Licensor all right, title, and interest in and to all Technical Improvements, and shall execute all documents reasonably necessary to perfect such ownership. Licensor grants Licensee a license to use such Technical Improvements on the same terms as the Licensed IP under Article 2, solely within the Field of Use and Territory and during the Term. Licensee shall promptly disclose Technical Improvements to Licensor.</w:t>
+      </w:r>
+    </w:p>
+    <w:p>
+      <w:r>
+        <w:rPr>
+          <w:i w:val="0"/>
+        </w:rPr>
+        <w:t>3.2 Commercial Data (Company-owned; Licensor access). Commercial Data shall be owned by the Company. Licensor shall have a perpetual, royalty-free, non-exclusive right to access and use the Commercial Data for its internal business, regulatory, investment, and strategic purposes. The Company shall provide Licensor reasonable access to the Commercial Data on request.</w:t>
+      </w:r>
+    </w:p>
+    <w:p>
+      <w:r>
+        <w:rPr>
+          <w:i w:val="0"/>
+        </w:rPr>
+        <w:t>3.3 Regulatory filing data shall be allocated between the parties on a case-by-case basis as agreed in writing, taking into account the applicable regulatory regime and the party that is the filing holder.</w:t>
       </w:r>
     </w:p>
     <w:p>
@@ -297,7 +324,7 @@
         <w:rPr>
           <w:i w:val="0"/>
         </w:rPr>
-        <w:t>In consideration of the license, Licensee shall pay Licensor a royalty of [____]% of Net Sales [and/or an annual license fee of USD $[____]]. [Specify any minimum annual royalty.]</w:t>
+        <w:t>In consideration of the license, Licensee shall pay Licensor a royalty of [____]% of Net Sales [and/or an annual license fee of USD $[____]]. [Specify any minimum annual royalty.] The royalty rate shall be determined on an arm's-length basis and may be adjusted by mutual written agreement based on tax, transfer-pricing, and regulatory advice, so as to comply with applicable transfer-pricing requirements between Licensor and Licensee as related parties.</w:t>
       </w:r>
     </w:p>
     <w:p>
@@ -425,7 +452,7 @@
         <w:rPr>
           <w:i w:val="0"/>
         </w:rPr>
-        <w:t>Licensor may terminate this Agreement, and the license granted hereunder shall terminate, upon any of the following: (a) Licensee's material breach not cured within [30] days of written notice; (b) dissolution or winding up of the Company; (c) termination of, or Licensor ceasing to hold at least 51% of the equity of, the Company under the SHA (unless Licensor expressly agrees otherwise in writing); (d) a Change of Control of the Company not approved by Licensor; (e) Licensee's insolvency or bankruptcy; or (f) Licensee challenging the validity or ownership of the Licensed IP.</w:t>
+        <w:t>Licensor may terminate this Agreement, and the license granted hereunder shall terminate, upon any of the following specified events: (a) Licensee's material breach not cured within [30] days of written notice; (b) dissolution or winding up of the Company; (c) any reduction of Licensor's equity in the Company below 51% that occurs without Licensor's prior written approval (for the avoidance of doubt, the license shall continue in effect where such reduction results from a strategic investment, partnership, financing, initial public offering, or restructuring that Licensor has approved); (d) a Change of Control of the Company not approved by Licensor; (e) Licensee's insolvency or bankruptcy; (f) Licensee's unauthorized sublicensing, assignment, or use of the Licensed IP outside the Field of Use or Territory; (g) Licensee's reverse engineering of, or challenge to the validity or ownership of, the Licensed IP. The license is not revocable at will and may be terminated only upon the events listed in this Article 7.2.</w:t>
       </w:r>
     </w:p>
     <w:p>
@@ -617,9 +644,10 @@
     <w:p>
       <w:r>
         <w:rPr>
-          <w:i w:val="0"/>
+          <w:i/>
+          <w:color w:val="555555"/>
         </w:rPr>
-        <w:t>1. HME-DDS platform technology: [describe].</w:t>
+        <w:t>To preserve trade-secret status, no confidential technical content (process conditions, formulation know-how, or trade secrets) shall be set out in this Schedule. Such items are identified by reference only and are maintained in a separately controlled Confidential Technical File / Confidential Annex held by Licensor and disclosed solely under the confidentiality terms of this Agreement and on a need-to-know basis.</w:t>
       </w:r>
     </w:p>
     <w:p>
@@ -627,7 +655,7 @@
         <w:rPr>
           <w:i w:val="0"/>
         </w:rPr>
-        <w:t>2. Patents / applications: [list patent numbers, jurisdictions, status].</w:t>
+        <w:t>1. HME-DDS platform technology: identified in the Confidential Technical File (ref. [____]).</w:t>
       </w:r>
     </w:p>
     <w:p>
@@ -635,7 +663,7 @@
         <w:rPr>
           <w:i w:val="0"/>
         </w:rPr>
-        <w:t>3. Process conditions: [describe / reference confidential annex].</w:t>
+        <w:t>2. Patents / applications: [list patent numbers, jurisdictions, status — public information only].</w:t>
       </w:r>
     </w:p>
     <w:p>
@@ -643,7 +671,7 @@
         <w:rPr>
           <w:i w:val="0"/>
         </w:rPr>
-        <w:t>4. Formulation know-how and trade secrets: [describe / reference confidential annex].</w:t>
+        <w:t>3. Process conditions: not disclosed herein; maintained in the Confidential Technical File (ref. [____]).</w:t>
       </w:r>
     </w:p>
     <w:p>
@@ -651,7 +679,15 @@
         <w:rPr>
           <w:i w:val="0"/>
         </w:rPr>
-        <w:t>5. Field of Use: [____].   6. Territory: [____].   7. Royalty: [____]% of Net Sales.</w:t>
+        <w:t>4. Formulation know-how and trade secrets: not disclosed herein; maintained in the Confidential Technical File (ref. [____]).</w:t>
+      </w:r>
+    </w:p>
+    <w:p>
+      <w:r>
+        <w:rPr>
+          <w:i w:val="0"/>
+        </w:rPr>
+        <w:t>5. Field of Use: [____].   6. Territory: [____].   7. Royalty: [____]% of Net Sales (arm's-length; subject to Article 4.1).</w:t>
       </w:r>
     </w:p>
     <w:p/>

--- a/IP_License_Agreement_DRAFT_v1_BNBL.docx
+++ b/IP_License_Agreement_DRAFT_v1_BNBL.docx
@@ -133,7 +133,7 @@
         <w:t xml:space="preserve">“Field of Use” means </w:t>
       </w:r>
       <w:r>
-        <w:t>[define narrowly — e.g., the development, manufacture, and commercialization of (specified product categories) using the HME-DDS platform]. Any use outside the Field of Use is reserved to Licensor.</w:t>
+        <w:t>business development, market access, regulatory coordination, distribution, and commercialization in the Territory of food, nutraceutical, cosmetic, and pharmaceutical formulation products or services using the Licensed IP, in each case only with respect to products, partners, and projects approved in writing by Licensor; manufacturing, if any, only through facilities and processes approved in writing by Licensor. Any use outside the Field of Use is reserved to Licensor. (Mirrors Article 1.7 of the SHA.)</w:t>
       </w:r>
     </w:p>
     <w:p>
@@ -144,7 +144,7 @@
         <w:t xml:space="preserve">“Territory” means </w:t>
       </w:r>
       <w:r>
-        <w:t>[define — e.g., the United States]. Any use outside the Territory is reserved to Licensor.</w:t>
+        <w:t>the United States of America, unless otherwise approved in writing by Licensor. Any use outside the Territory is reserved to Licensor. (Mirrors Article 1.7 of the SHA.)</w:t>
       </w:r>
     </w:p>
     <w:p>
@@ -290,7 +290,7 @@
         <w:rPr>
           <w:i w:val="0"/>
         </w:rPr>
-        <w:t>3.2 Commercial Data (Company-owned; Licensor access). Commercial Data shall be owned by the Company. Licensor shall have a perpetual, royalty-free, non-exclusive right to access and use the Commercial Data for its internal business, regulatory, investment, and strategic purposes. The Company shall provide Licensor reasonable access to the Commercial Data on request.</w:t>
+        <w:t>3.2 Commercial Data (Company-owned; Licensor access). Commercial Data shall be owned by the Company. Licensor shall have a perpetual, royalty-free, non-exclusive right to access and use the Commercial Data for its business, regulatory, investment, and strategic purposes, including the right to disclose such Commercial Data to Licensor's affiliates, legal counsel, accountants, investors, potential strategic partners, regulators, and financing sources, in each case under confidentiality obligations where appropriate. The Company shall provide Licensor reasonable access to the Commercial Data on request.</w:t>
       </w:r>
     </w:p>
     <w:p>
@@ -298,7 +298,7 @@
         <w:rPr>
           <w:i w:val="0"/>
         </w:rPr>
-        <w:t>3.3 Regulatory filing data shall be allocated between the parties on a case-by-case basis as agreed in writing, taking into account the applicable regulatory regime and the party that is the filing holder.</w:t>
+        <w:t>3.3 Regulatory filing data. For any regulatory filing that uses, references, or relies on Licensor's Background IP or Technical Improvements, Licensor shall have a copy of, access to, and the right to use such filing data for its regulatory, investment, and strategic purposes, subject to applicable law. Other regulatory filing data shall be allocated between the parties on a case-by-case basis as agreed in writing, taking into account the applicable regulatory regime and the party that is the filing holder.</w:t>
       </w:r>
     </w:p>
     <w:p>
@@ -384,7 +384,7 @@
           <w:b/>
           <w:sz w:val="26"/>
         </w:rPr>
-        <w:t>ARTICLE 5 — QUALITY CONTROL AND COMPLIANCE</w:t>
+        <w:t>ARTICLE 5 — QUALITY CONTROL, COMPLIANCE, AND PRODUCT RESPONSIBILITY</w:t>
       </w:r>
     </w:p>
     <w:p>
@@ -392,7 +392,15 @@
         <w:rPr>
           <w:i w:val="0"/>
         </w:rPr>
-        <w:t>Licensee shall use the Licensed IP in accordance with Licensor's reasonable quality standards and specifications and all applicable laws and regulations (including, where relevant, U.S. FDA requirements). Licensor may review samples and processes to verify compliance. Licensee shall not take any action that impairs the validity of, or Licensor's rights in, the Licensed IP.</w:t>
+        <w:t>5.1 Quality and compliance. Licensee shall use the Licensed IP in accordance with Licensor's reasonable quality standards and specifications and all applicable laws and regulations (including, where relevant, U.S. FDA requirements). Licensor may review samples and processes to verify compliance. Licensee shall not take any action that impairs the validity of, or Licensor's rights in, the Licensed IP.</w:t>
+      </w:r>
+    </w:p>
+    <w:p>
+      <w:r>
+        <w:rPr>
+          <w:i w:val="0"/>
+        </w:rPr>
+        <w:t>5.2 Product and regulatory responsibility. Licensee shall be solely responsible for product claims, labeling, marketing materials, regulatory submissions, adverse-event reporting, product liability, recalls, and compliance with applicable U.S. federal, state, and local laws (including FDA and FTC requirements), except to the extent caused by Licensor's breach of this Agreement. Licensee shall maintain appropriate product-liability and commercial insurance as reasonably required by Licensor.</w:t>
       </w:r>
     </w:p>
     <w:p>

--- a/IP_License_Agreement_DRAFT_v1_BNBL.docx
+++ b/IP_License_Agreement_DRAFT_v1_BNBL.docx
@@ -695,7 +695,7 @@
         <w:rPr>
           <w:i w:val="0"/>
         </w:rPr>
-        <w:t>5. Field of Use: [____].   6. Territory: [____].   7. Royalty: [____]% of Net Sales (arm's-length; subject to Article 4.1).</w:t>
+        <w:t>5. Field of Use: as defined in Article 1.   6. Territory: as defined in Article 1.   7. Royalty: [____]% of Net Sales (arm's-length; subject to Article 4.1).</w:t>
       </w:r>
     </w:p>
     <w:p/>
